--- a/UD1/P2/sfRojas_DAW_DU1_P2.docx
+++ b/UD1/P2/sfRojas_DAW_DU1_P2.docx
@@ -296,7 +296,7 @@
               </wp:anchor>
             </w:drawing>
           </mc:Choice>
-          <mc:Fallback xmlns:w16sdtfl="http://schemas.microsoft.com/office/word/2024/wordml/sdtformatlock" xmlns:w16sdtdh="http://schemas.microsoft.com/office/word/2020/wordml/sdtdatahash" xmlns:w16du="http://schemas.microsoft.com/office/word/2023/wordml/word16du" xmlns:w16="http://schemas.microsoft.com/office/word/2018/wordml" xmlns:w16cid="http://schemas.microsoft.com/office/word/2016/wordml/cid" xmlns:w16cex="http://schemas.microsoft.com/office/word/2018/wordml/cex" xmlns:oel="http://schemas.microsoft.com/office/2019/extlst" xmlns:am3d="http://schemas.microsoft.com/office/drawing/2017/model3d" xmlns:aink="http://schemas.microsoft.com/office/drawing/2016/ink" xmlns:cx8="http://schemas.microsoft.com/office/drawing/2016/5/14/chartex" xmlns:cx7="http://schemas.microsoft.com/office/drawing/2016/5/13/chartex" xmlns:cx6="http://schemas.microsoft.com/office/drawing/2016/5/12/chartex" xmlns:cx5="http://schemas.microsoft.com/office/drawing/2016/5/11/chartex" xmlns:cx4="http://schemas.microsoft.com/office/drawing/2016/5/10/chartex" xmlns:cx3="http://schemas.microsoft.com/office/drawing/2016/5/9/chartex" xmlns:cx2="http://schemas.microsoft.com/office/drawing/2015/10/21/chartex" xmlns:cx1="http://schemas.microsoft.com/office/drawing/2015/9/8/chartex">
+          <mc:Fallback xmlns:cx1="http://schemas.microsoft.com/office/drawing/2015/9/8/chartex" xmlns:cx2="http://schemas.microsoft.com/office/drawing/2015/10/21/chartex" xmlns:cx3="http://schemas.microsoft.com/office/drawing/2016/5/9/chartex" xmlns:cx4="http://schemas.microsoft.com/office/drawing/2016/5/10/chartex" xmlns:cx5="http://schemas.microsoft.com/office/drawing/2016/5/11/chartex" xmlns:cx6="http://schemas.microsoft.com/office/drawing/2016/5/12/chartex" xmlns:cx7="http://schemas.microsoft.com/office/drawing/2016/5/13/chartex" xmlns:cx8="http://schemas.microsoft.com/office/drawing/2016/5/14/chartex" xmlns:aink="http://schemas.microsoft.com/office/drawing/2016/ink" xmlns:am3d="http://schemas.microsoft.com/office/drawing/2017/model3d" xmlns:oel="http://schemas.microsoft.com/office/2019/extlst" xmlns:w16cex="http://schemas.microsoft.com/office/word/2018/wordml/cex" xmlns:w16cid="http://schemas.microsoft.com/office/word/2016/wordml/cid" xmlns:w16="http://schemas.microsoft.com/office/word/2018/wordml" xmlns:w16du="http://schemas.microsoft.com/office/word/2023/wordml/word16du" xmlns:w16sdtdh="http://schemas.microsoft.com/office/word/2020/wordml/sdtdatahash" xmlns:w16sdtfl="http://schemas.microsoft.com/office/word/2024/wordml/sdtformatlock">
             <w:pict>
               <v:group w14:anchorId="4C08AE2E" id="Grupo 11" o:spid="_x0000_s1026" style="position:absolute;margin-left:-223.8pt;margin-top:27.4pt;width:901.5pt;height:489.75pt;z-index:251661312" coordsize="114490,62198" o:gfxdata="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">
                 <v:rect id="Rectángulo 5" o:spid="_x0000_s1027" style="position:absolute;left:14763;width:99727;height:17049;visibility:visible;mso-wrap-style:square;v-text-anchor:middle" o:gfxdata="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" fillcolor="#215788 [2420]" stroked="f" strokeweight="1pt"/>
@@ -448,7 +448,7 @@
               </wp:anchor>
             </w:drawing>
           </mc:Choice>
-          <mc:Fallback xmlns:w16sdtfl="http://schemas.microsoft.com/office/word/2024/wordml/sdtformatlock" xmlns:w16sdtdh="http://schemas.microsoft.com/office/word/2020/wordml/sdtdatahash" xmlns:w16du="http://schemas.microsoft.com/office/word/2023/wordml/word16du" xmlns:w16="http://schemas.microsoft.com/office/word/2018/wordml" xmlns:w16cid="http://schemas.microsoft.com/office/word/2016/wordml/cid" xmlns:w16cex="http://schemas.microsoft.com/office/word/2018/wordml/cex" xmlns:oel="http://schemas.microsoft.com/office/2019/extlst" xmlns:am3d="http://schemas.microsoft.com/office/drawing/2017/model3d" xmlns:aink="http://schemas.microsoft.com/office/drawing/2016/ink" xmlns:cx8="http://schemas.microsoft.com/office/drawing/2016/5/14/chartex" xmlns:cx7="http://schemas.microsoft.com/office/drawing/2016/5/13/chartex" xmlns:cx6="http://schemas.microsoft.com/office/drawing/2016/5/12/chartex" xmlns:cx5="http://schemas.microsoft.com/office/drawing/2016/5/11/chartex" xmlns:cx4="http://schemas.microsoft.com/office/drawing/2016/5/10/chartex" xmlns:cx3="http://schemas.microsoft.com/office/drawing/2016/5/9/chartex" xmlns:cx2="http://schemas.microsoft.com/office/drawing/2015/10/21/chartex" xmlns:cx1="http://schemas.microsoft.com/office/drawing/2015/9/8/chartex">
+          <mc:Fallback xmlns:cx1="http://schemas.microsoft.com/office/drawing/2015/9/8/chartex" xmlns:cx2="http://schemas.microsoft.com/office/drawing/2015/10/21/chartex" xmlns:cx3="http://schemas.microsoft.com/office/drawing/2016/5/9/chartex" xmlns:cx4="http://schemas.microsoft.com/office/drawing/2016/5/10/chartex" xmlns:cx5="http://schemas.microsoft.com/office/drawing/2016/5/11/chartex" xmlns:cx6="http://schemas.microsoft.com/office/drawing/2016/5/12/chartex" xmlns:cx7="http://schemas.microsoft.com/office/drawing/2016/5/13/chartex" xmlns:cx8="http://schemas.microsoft.com/office/drawing/2016/5/14/chartex" xmlns:aink="http://schemas.microsoft.com/office/drawing/2016/ink" xmlns:am3d="http://schemas.microsoft.com/office/drawing/2017/model3d" xmlns:oel="http://schemas.microsoft.com/office/2019/extlst" xmlns:w16cex="http://schemas.microsoft.com/office/word/2018/wordml/cex" xmlns:w16cid="http://schemas.microsoft.com/office/word/2016/wordml/cid" xmlns:w16="http://schemas.microsoft.com/office/word/2018/wordml" xmlns:w16du="http://schemas.microsoft.com/office/word/2023/wordml/word16du" xmlns:w16sdtdh="http://schemas.microsoft.com/office/word/2020/wordml/sdtdatahash" xmlns:w16sdtfl="http://schemas.microsoft.com/office/word/2024/wordml/sdtformatlock">
             <w:pict>
               <v:shape w14:anchorId="37D05580" id="Cuadro de texto 2" o:spid="_x0000_s1033" type="#_x0000_t202" style="position:absolute;margin-left:17.2pt;margin-top:178.9pt;width:425.25pt;height:110.6pt;z-index:251658240;visibility:visible;mso-wrap-style:square;mso-width-percent:0;mso-height-percent:200;mso-wrap-distance-left:9pt;mso-wrap-distance-top:3.6pt;mso-wrap-distance-right:9pt;mso-wrap-distance-bottom:3.6pt;mso-position-horizontal:absolute;mso-position-horizontal-relative:margin;mso-position-vertical:absolute;mso-position-vertical-relative:text;mso-width-percent:0;mso-height-percent:200;mso-width-relative:margin;mso-height-relative:margin;v-text-anchor:top" o:gfxdata="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" filled="f" stroked="f">
                 <v:textbox style="mso-fit-shape-to-text:t">
@@ -717,7 +717,7 @@
               </wp:anchor>
             </w:drawing>
           </mc:Choice>
-          <mc:Fallback xmlns:w16sdtfl="http://schemas.microsoft.com/office/word/2024/wordml/sdtformatlock" xmlns:w16sdtdh="http://schemas.microsoft.com/office/word/2020/wordml/sdtdatahash" xmlns:w16du="http://schemas.microsoft.com/office/word/2023/wordml/word16du" xmlns:w16="http://schemas.microsoft.com/office/word/2018/wordml" xmlns:w16cid="http://schemas.microsoft.com/office/word/2016/wordml/cid" xmlns:w16cex="http://schemas.microsoft.com/office/word/2018/wordml/cex" xmlns:oel="http://schemas.microsoft.com/office/2019/extlst" xmlns:am3d="http://schemas.microsoft.com/office/drawing/2017/model3d" xmlns:aink="http://schemas.microsoft.com/office/drawing/2016/ink" xmlns:cx8="http://schemas.microsoft.com/office/drawing/2016/5/14/chartex" xmlns:cx7="http://schemas.microsoft.com/office/drawing/2016/5/13/chartex" xmlns:cx6="http://schemas.microsoft.com/office/drawing/2016/5/12/chartex" xmlns:cx5="http://schemas.microsoft.com/office/drawing/2016/5/11/chartex" xmlns:cx4="http://schemas.microsoft.com/office/drawing/2016/5/10/chartex" xmlns:cx3="http://schemas.microsoft.com/office/drawing/2016/5/9/chartex" xmlns:cx2="http://schemas.microsoft.com/office/drawing/2015/10/21/chartex" xmlns:cx1="http://schemas.microsoft.com/office/drawing/2015/9/8/chartex">
+          <mc:Fallback xmlns:cx1="http://schemas.microsoft.com/office/drawing/2015/9/8/chartex" xmlns:cx2="http://schemas.microsoft.com/office/drawing/2015/10/21/chartex" xmlns:cx3="http://schemas.microsoft.com/office/drawing/2016/5/9/chartex" xmlns:cx4="http://schemas.microsoft.com/office/drawing/2016/5/10/chartex" xmlns:cx5="http://schemas.microsoft.com/office/drawing/2016/5/11/chartex" xmlns:cx6="http://schemas.microsoft.com/office/drawing/2016/5/12/chartex" xmlns:cx7="http://schemas.microsoft.com/office/drawing/2016/5/13/chartex" xmlns:cx8="http://schemas.microsoft.com/office/drawing/2016/5/14/chartex" xmlns:aink="http://schemas.microsoft.com/office/drawing/2016/ink" xmlns:am3d="http://schemas.microsoft.com/office/drawing/2017/model3d" xmlns:oel="http://schemas.microsoft.com/office/2019/extlst" xmlns:w16cex="http://schemas.microsoft.com/office/word/2018/wordml/cex" xmlns:w16cid="http://schemas.microsoft.com/office/word/2016/wordml/cid" xmlns:w16="http://schemas.microsoft.com/office/word/2018/wordml" xmlns:w16du="http://schemas.microsoft.com/office/word/2023/wordml/word16du" xmlns:w16sdtdh="http://schemas.microsoft.com/office/word/2020/wordml/sdtdatahash" xmlns:w16sdtfl="http://schemas.microsoft.com/office/word/2024/wordml/sdtformatlock">
             <w:pict>
               <v:shape w14:anchorId="70738058" id="_x0000_s1035" type="#_x0000_t202" style="position:absolute;margin-left:-75.9pt;margin-top:46.35pt;width:180.75pt;height:110.6pt;z-index:251665408;visibility:visible;mso-wrap-style:square;mso-width-percent:0;mso-height-percent:200;mso-wrap-distance-left:9pt;mso-wrap-distance-top:3.6pt;mso-wrap-distance-right:9pt;mso-wrap-distance-bottom:3.6pt;mso-position-horizontal:absolute;mso-position-horizontal-relative:margin;mso-position-vertical:absolute;mso-position-vertical-relative:text;mso-width-percent:0;mso-height-percent:200;mso-width-relative:margin;mso-height-relative:margin;v-text-anchor:top" o:gfxdata="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" filled="f" stroked="f">
                 <v:textbox style="mso-fit-shape-to-text:t">
@@ -832,7 +832,7 @@
               </wp:anchor>
             </w:drawing>
           </mc:Choice>
-          <mc:Fallback xmlns:w16sdtfl="http://schemas.microsoft.com/office/word/2024/wordml/sdtformatlock" xmlns:w16sdtdh="http://schemas.microsoft.com/office/word/2020/wordml/sdtdatahash" xmlns:w16du="http://schemas.microsoft.com/office/word/2023/wordml/word16du" xmlns:w16="http://schemas.microsoft.com/office/word/2018/wordml" xmlns:w16cid="http://schemas.microsoft.com/office/word/2016/wordml/cid" xmlns:w16cex="http://schemas.microsoft.com/office/word/2018/wordml/cex" xmlns:oel="http://schemas.microsoft.com/office/2019/extlst" xmlns:am3d="http://schemas.microsoft.com/office/drawing/2017/model3d" xmlns:aink="http://schemas.microsoft.com/office/drawing/2016/ink" xmlns:cx8="http://schemas.microsoft.com/office/drawing/2016/5/14/chartex" xmlns:cx7="http://schemas.microsoft.com/office/drawing/2016/5/13/chartex" xmlns:cx6="http://schemas.microsoft.com/office/drawing/2016/5/12/chartex" xmlns:cx5="http://schemas.microsoft.com/office/drawing/2016/5/11/chartex" xmlns:cx4="http://schemas.microsoft.com/office/drawing/2016/5/10/chartex" xmlns:cx3="http://schemas.microsoft.com/office/drawing/2016/5/9/chartex" xmlns:cx2="http://schemas.microsoft.com/office/drawing/2015/10/21/chartex" xmlns:cx1="http://schemas.microsoft.com/office/drawing/2015/9/8/chartex">
+          <mc:Fallback xmlns:cx1="http://schemas.microsoft.com/office/drawing/2015/9/8/chartex" xmlns:cx2="http://schemas.microsoft.com/office/drawing/2015/10/21/chartex" xmlns:cx3="http://schemas.microsoft.com/office/drawing/2016/5/9/chartex" xmlns:cx4="http://schemas.microsoft.com/office/drawing/2016/5/10/chartex" xmlns:cx5="http://schemas.microsoft.com/office/drawing/2016/5/11/chartex" xmlns:cx6="http://schemas.microsoft.com/office/drawing/2016/5/12/chartex" xmlns:cx7="http://schemas.microsoft.com/office/drawing/2016/5/13/chartex" xmlns:cx8="http://schemas.microsoft.com/office/drawing/2016/5/14/chartex" xmlns:aink="http://schemas.microsoft.com/office/drawing/2016/ink" xmlns:am3d="http://schemas.microsoft.com/office/drawing/2017/model3d" xmlns:oel="http://schemas.microsoft.com/office/2019/extlst" xmlns:w16cex="http://schemas.microsoft.com/office/word/2018/wordml/cex" xmlns:w16cid="http://schemas.microsoft.com/office/word/2016/wordml/cid" xmlns:w16="http://schemas.microsoft.com/office/word/2018/wordml" xmlns:w16du="http://schemas.microsoft.com/office/word/2023/wordml/word16du" xmlns:w16sdtdh="http://schemas.microsoft.com/office/word/2020/wordml/sdtdatahash" xmlns:w16sdtfl="http://schemas.microsoft.com/office/word/2024/wordml/sdtformatlock">
             <w:pict>
               <v:shape w14:anchorId="064559AC" id="_x0000_s1036" type="#_x0000_t202" style="position:absolute;margin-left:-74.7pt;margin-top:19.65pt;width:180.75pt;height:110.6pt;z-index:251663360;visibility:visible;mso-wrap-style:square;mso-width-percent:0;mso-height-percent:200;mso-wrap-distance-left:9pt;mso-wrap-distance-top:3.6pt;mso-wrap-distance-right:9pt;mso-wrap-distance-bottom:3.6pt;mso-position-horizontal:absolute;mso-position-horizontal-relative:margin;mso-position-vertical:absolute;mso-position-vertical-relative:text;mso-width-percent:0;mso-height-percent:200;mso-width-relative:margin;mso-height-relative:margin;v-text-anchor:top" o:gfxdata="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" filled="f" stroked="f">
                 <v:textbox style="mso-fit-shape-to-text:t">
@@ -920,7 +920,7 @@
           <w:r>
             <w:fldChar w:fldCharType="separate"/>
           </w:r>
-          <w:hyperlink w:anchor="_Toc241247480" w:history="1">
+          <w:hyperlink w:anchor="_Toc241598408" w:history="1">
             <w:r>
               <w:rPr>
                 <w:rStyle w:val="Hipervnculo"/>
@@ -941,7 +941,7 @@
                 <w:rStyle w:val="Hipervnculo"/>
                 <w:noProof/>
               </w:rPr>
-              <w:t>CREACIÓN DE LA MV:</w:t>
+              <w:t>TOMCAT:</w:t>
             </w:r>
             <w:r>
               <w:rPr>
@@ -962,7 +962,7 @@
                 <w:noProof/>
                 <w:webHidden/>
               </w:rPr>
-              <w:instrText xml:space="preserve"> PAGEREF _Toc241247480 \h </w:instrText>
+              <w:instrText xml:space="preserve"> PAGEREF _Toc241598408 \h </w:instrText>
             </w:r>
             <w:r>
               <w:rPr>
@@ -1006,7 +1006,7 @@
               <w:lang w:eastAsia="es-ES"/>
             </w:rPr>
           </w:pPr>
-          <w:hyperlink w:anchor="_Toc241247481" w:history="1">
+          <w:hyperlink w:anchor="_Toc241598409" w:history="1">
             <w:r>
               <w:rPr>
                 <w:rStyle w:val="Hipervnculo"/>
@@ -1027,7 +1027,7 @@
                 <w:rStyle w:val="Hipervnculo"/>
                 <w:noProof/>
               </w:rPr>
-              <w:t>CARPETA COMPARTIDA:</w:t>
+              <w:t>ECLIPSE:</w:t>
             </w:r>
             <w:r>
               <w:rPr>
@@ -1048,7 +1048,7 @@
                 <w:noProof/>
                 <w:webHidden/>
               </w:rPr>
-              <w:instrText xml:space="preserve"> PAGEREF _Toc241247481 \h </w:instrText>
+              <w:instrText xml:space="preserve"> PAGEREF _Toc241598409 \h </w:instrText>
             </w:r>
             <w:r>
               <w:rPr>
@@ -1092,7 +1092,7 @@
               <w:lang w:eastAsia="es-ES"/>
             </w:rPr>
           </w:pPr>
-          <w:hyperlink w:anchor="_Toc241247482" w:history="1">
+          <w:hyperlink w:anchor="_Toc241598410" w:history="1">
             <w:r>
               <w:rPr>
                 <w:rStyle w:val="Hipervnculo"/>
@@ -1113,7 +1113,7 @@
                 <w:rStyle w:val="Hipervnculo"/>
                 <w:noProof/>
               </w:rPr>
-              <w:t>INSTALACIÓN Y ACTIVACIÓN DE XAMPP</w:t>
+              <w:t>DEFINIR UN NUEVO SERVIDOR:</w:t>
             </w:r>
             <w:r>
               <w:rPr>
@@ -1134,7 +1134,7 @@
                 <w:noProof/>
                 <w:webHidden/>
               </w:rPr>
-              <w:instrText xml:space="preserve"> PAGEREF _Toc241247482 \h </w:instrText>
+              <w:instrText xml:space="preserve"> PAGEREF _Toc241598410 \h </w:instrText>
             </w:r>
             <w:r>
               <w:rPr>
@@ -1154,7 +1154,7 @@
                 <w:noProof/>
                 <w:webHidden/>
               </w:rPr>
-              <w:t>3</w:t>
+              <w:t>4</w:t>
             </w:r>
             <w:r>
               <w:rPr>
@@ -1178,7 +1178,7 @@
               <w:lang w:eastAsia="es-ES"/>
             </w:rPr>
           </w:pPr>
-          <w:hyperlink w:anchor="_Toc241247483" w:history="1">
+          <w:hyperlink w:anchor="_Toc241598411" w:history="1">
             <w:r>
               <w:rPr>
                 <w:rStyle w:val="Hipervnculo"/>
@@ -1199,7 +1199,7 @@
                 <w:rStyle w:val="Hipervnculo"/>
                 <w:noProof/>
               </w:rPr>
-              <w:t>FUNCIONAMIENTO DE APACHE</w:t>
+              <w:t>Nuevo Proyecto, práctica:</w:t>
             </w:r>
             <w:r>
               <w:rPr>
@@ -1220,7 +1220,7 @@
                 <w:noProof/>
                 <w:webHidden/>
               </w:rPr>
-              <w:instrText xml:space="preserve"> PAGEREF _Toc241247483 \h </w:instrText>
+              <w:instrText xml:space="preserve"> PAGEREF _Toc241598411 \h </w:instrText>
             </w:r>
             <w:r>
               <w:rPr>
@@ -1240,7 +1240,7 @@
                 <w:noProof/>
                 <w:webHidden/>
               </w:rPr>
-              <w:t>4</w:t>
+              <w:t>5</w:t>
             </w:r>
             <w:r>
               <w:rPr>
@@ -1275,7 +1275,7 @@
           <w:numId w:val="1"/>
         </w:numPr>
       </w:pPr>
-      <w:bookmarkStart w:id="0" w:name="_Toc241247480"/>
+      <w:bookmarkStart w:id="0" w:name="_Toc241598408"/>
       <w:r>
         <w:lastRenderedPageBreak/>
         <w:t>TOMCAT</w:t>
@@ -1286,17 +1286,6 @@
       <w:bookmarkEnd w:id="0"/>
     </w:p>
     <w:p>
-      <w:r>
-        <w:t xml:space="preserve">Me costó horrores arrancar esto, pero nada profe pasé como una hora resolviendo errores…y por fin lo logre (parece) </w:t>
-      </w:r>
-      <w:proofErr w:type="spellStart"/>
-      <w:r>
-        <w:t>jaja</w:t>
-      </w:r>
-      <w:proofErr w:type="spellEnd"/>
-      <w:r>
-        <w:t>:</w:t>
-      </w:r>
       <w:r>
         <w:br/>
       </w:r>
@@ -1351,7 +1340,7 @@
           <w:numId w:val="1"/>
         </w:numPr>
       </w:pPr>
-      <w:bookmarkStart w:id="1" w:name="_Toc241247481"/>
+      <w:bookmarkStart w:id="1" w:name="_Toc241598409"/>
       <w:r>
         <w:t>ECLIPSE</w:t>
       </w:r>
@@ -1411,12 +1400,116 @@
           <w:numId w:val="1"/>
         </w:numPr>
       </w:pPr>
-      <w:bookmarkStart w:id="2" w:name="_Toc241247482"/>
+      <w:bookmarkStart w:id="2" w:name="_Toc241598410"/>
       <w:r>
         <w:lastRenderedPageBreak/>
-        <w:t>INSTALACIÓN Y ACTIVACIÓN DE XAMPP</w:t>
+        <w:t>DEFINIR UN NUEVO SERVIDOR:</w:t>
       </w:r>
       <w:bookmarkEnd w:id="2"/>
+    </w:p>
+    <w:p/>
+    <w:p>
+      <w:r>
+        <w:rPr>
+          <w:noProof/>
+          <w:lang w:eastAsia="es-ES"/>
+        </w:rPr>
+        <w:drawing>
+          <wp:inline distT="0" distB="0" distL="0" distR="0" wp14:anchorId="2B200394" wp14:editId="6FEA9A85">
+            <wp:extent cx="3005950" cy="3437907"/>
+            <wp:effectExtent l="0" t="0" r="4445" b="0"/>
+            <wp:docPr id="16" name="Imagen 16"/>
+            <wp:cNvGraphicFramePr>
+              <a:graphicFrameLocks xmlns:a="http://schemas.openxmlformats.org/drawingml/2006/main" noChangeAspect="1"/>
+            </wp:cNvGraphicFramePr>
+            <a:graphic xmlns:a="http://schemas.openxmlformats.org/drawingml/2006/main">
+              <a:graphicData uri="http://schemas.openxmlformats.org/drawingml/2006/picture">
+                <pic:pic xmlns:pic="http://schemas.openxmlformats.org/drawingml/2006/picture">
+                  <pic:nvPicPr>
+                    <pic:cNvPr id="1" name=""/>
+                    <pic:cNvPicPr/>
+                  </pic:nvPicPr>
+                  <pic:blipFill>
+                    <a:blip r:embed="rId12"/>
+                    <a:stretch>
+                      <a:fillRect/>
+                    </a:stretch>
+                  </pic:blipFill>
+                  <pic:spPr>
+                    <a:xfrm>
+                      <a:off x="0" y="0"/>
+                      <a:ext cx="3010839" cy="3443498"/>
+                    </a:xfrm>
+                    <a:prstGeom prst="rect">
+                      <a:avLst/>
+                    </a:prstGeom>
+                  </pic:spPr>
+                </pic:pic>
+              </a:graphicData>
+            </a:graphic>
+          </wp:inline>
+        </w:drawing>
+      </w:r>
+    </w:p>
+    <w:p>
+      <w:r>
+        <w:rPr>
+          <w:noProof/>
+          <w:lang w:eastAsia="es-ES"/>
+        </w:rPr>
+        <w:drawing>
+          <wp:inline distT="0" distB="0" distL="0" distR="0" wp14:anchorId="0BB34168" wp14:editId="733BDDCC">
+            <wp:extent cx="2978689" cy="3431968"/>
+            <wp:effectExtent l="0" t="0" r="0" b="0"/>
+            <wp:docPr id="17" name="Imagen 17"/>
+            <wp:cNvGraphicFramePr>
+              <a:graphicFrameLocks xmlns:a="http://schemas.openxmlformats.org/drawingml/2006/main" noChangeAspect="1"/>
+            </wp:cNvGraphicFramePr>
+            <a:graphic xmlns:a="http://schemas.openxmlformats.org/drawingml/2006/main">
+              <a:graphicData uri="http://schemas.openxmlformats.org/drawingml/2006/picture">
+                <pic:pic xmlns:pic="http://schemas.openxmlformats.org/drawingml/2006/picture">
+                  <pic:nvPicPr>
+                    <pic:cNvPr id="1" name=""/>
+                    <pic:cNvPicPr/>
+                  </pic:nvPicPr>
+                  <pic:blipFill>
+                    <a:blip r:embed="rId13"/>
+                    <a:stretch>
+                      <a:fillRect/>
+                    </a:stretch>
+                  </pic:blipFill>
+                  <pic:spPr>
+                    <a:xfrm>
+                      <a:off x="0" y="0"/>
+                      <a:ext cx="2993595" cy="3449142"/>
+                    </a:xfrm>
+                    <a:prstGeom prst="rect">
+                      <a:avLst/>
+                    </a:prstGeom>
+                  </pic:spPr>
+                </pic:pic>
+              </a:graphicData>
+            </a:graphic>
+          </wp:inline>
+        </w:drawing>
+      </w:r>
+    </w:p>
+    <w:p/>
+    <w:p/>
+    <w:p/>
+    <w:p/>
+    <w:p>
+      <w:pPr>
+        <w:pStyle w:val="Ttulo1"/>
+        <w:numPr>
+          <w:ilvl w:val="0"/>
+          <w:numId w:val="1"/>
+        </w:numPr>
+      </w:pPr>
+      <w:r>
+        <w:lastRenderedPageBreak/>
+        <w:t>NUEVO PROYECTO:</w:t>
+      </w:r>
     </w:p>
     <w:p/>
     <w:p>
@@ -1428,30 +1521,6 @@
     <w:p/>
     <w:p/>
     <w:p/>
-    <w:p/>
-    <w:p/>
-    <w:p/>
-    <w:p/>
-    <w:p>
-      <w:pPr>
-        <w:pStyle w:val="Ttulo1"/>
-        <w:numPr>
-          <w:ilvl w:val="0"/>
-          <w:numId w:val="1"/>
-        </w:numPr>
-      </w:pPr>
-      <w:bookmarkStart w:id="4" w:name="_Toc241247483"/>
-      <w:r>
-        <w:t>FUNCIONAMIENTO DE APACHE</w:t>
-      </w:r>
-      <w:bookmarkEnd w:id="4"/>
-    </w:p>
-    <w:p/>
-    <w:p/>
-    <w:p/>
-    <w:p/>
-    <w:p/>
-    <w:p/>
     <w:p>
       <w:pPr>
         <w:rPr>
@@ -1460,7 +1529,7 @@
       </w:pPr>
     </w:p>
     <w:sectPr>
-      <w:footerReference w:type="default" r:id="rId12"/>
+      <w:footerReference w:type="default" r:id="rId14"/>
       <w:pgSz w:w="11906" w:h="16838"/>
       <w:pgMar w:top="1417" w:right="1701" w:bottom="1417" w:left="1701" w:header="708" w:footer="708" w:gutter="0"/>
       <w:cols w:space="708"/>
@@ -3610,7 +3679,7 @@
 </file>
 
 <file path=customXml/itemProps1.xml><?xml version="1.0" encoding="utf-8"?>
-<ds:datastoreItem xmlns:ds="http://schemas.openxmlformats.org/officeDocument/2006/customXml" ds:itemID="{C28935A8-320F-4D61-B2EE-161ABB05F85C}">
+<ds:datastoreItem xmlns:ds="http://schemas.openxmlformats.org/officeDocument/2006/customXml" ds:itemID="{EBE9DABB-D3BA-4714-BE98-808627751AEF}">
   <ds:schemaRefs>
     <ds:schemaRef ds:uri="http://schemas.openxmlformats.org/officeDocument/2006/bibliography"/>
   </ds:schemaRefs>
